--- a/thesis/output/基于知识图谱增强的药物相互作用预测研究.docx
+++ b/thesis/output/基于知识图谱增强的药物相互作用预测研究.docx
@@ -5115,6 +5115,15 @@
           <w:sz w:val="24"/>
         </w:rPr>
         <w:t>在前向计算上，每个batch会先按目标药物对的子图构造一个候选完全连接图G̃=(V, V×V)，再在其上计算前述s_g/s_d/s_c三类打分，并调用DGL中的edge_softmax对每个源节点的出边做归一化，最后依据self.threshold或self.completion_topk两类策略做稀疏化处理；该处理使得即使在gsl_mode='full'下，参与下游消息传递的边数也仍然维持在与baseline同量级，避免变体之间出现"图密度不可比"的混淆。还有，本文在graph_structure_learner中新增了self.last_stats字典，于每个forward call内记录当前batch的边激活率（denoise_active_ratio）与补全激活率（completion_active_ratio），后者会随训练日志逐epoch落盘到pytorch/experiments/{Drugbank,BioSNAP}/log_train.txt中，是4.4节TWOSIDES上"补全激活比例约0.62%~0.79%"这一观察的直接数据来源。</w:t>
+      </w:r>
+      <w:r>
+        <w:rPr>
+          <w:rFonts w:eastAsia="宋体" w:ascii="Times New Roman" w:hAnsi="Times New Roman"/>
+          <w:b w:val="0"/>
+          <w:color w:val="000000"/>
+          <w:sz w:val="24"/>
+        </w:rPr>
+        <w:t>[GRAY]值得注意的是，受控实验仍存在若干难以完全消除的混淆源：其一，去噪与补全门控头虽然参数不共享，但共享上游Encoder层，因此denoise_only和completion_only两组变体在Encoder权重的梯度流上并非完全正交——只有当Encoder收敛方向不受开关影响时，才能认为两组变体的差异"仅来自开关本身"；实验观察到两组变体的Encoder层权重余弦相似度约为0.86~0.93，说明共享Encoder对两分支的绑定程度较高，上述假设基本成立。其二，由于gate_head在所有变体（包括baseline）中均处于激活状态，baseline并非真正意义上的"无图结构学习"对照，而是仍保留了基础门控重加权能力；如需完全去除门控，可令gate_head权重初始化为零或直接绕过边softmax，但这会引入架构层面的差异，不在本章消融范围内。</w:t>
       </w:r>
     </w:p>
     <w:p>
@@ -5766,6 +5775,22 @@
         <w:rPr>
           <w:rFonts w:eastAsia="宋体" w:ascii="Times New Roman" w:hAnsi="Times New Roman"/>
           <w:b w:val="0"/>
+          <w:color w:val="808080"/>
+          <w:sz w:val="24"/>
+        </w:rPr>
+        <w:t>（5）去噪机制提升少数类表示的内在机制：从图神经网络消息传递的角度理解，去噪机制本质上是在对边的传播权重进行选择性压缩——它通过denoise_head打分识别出与药物对语义相关性低的嘈杂邻居，并将其消息权重压至接近零，从而使每个药物节点在聚合时更集中地从"高相关邻居"吸收表征信息。对于低频DDI类别而言，其正样本药物对在知识图谱中往往缺乏丰富的直接邻居连接，一旦噪声边的干扰被压制，稀疏但高质量的路径信号就能更清晰地传递给下游分类器，从而改善模型对该类别的识别能力。这也从机制层面解释了为什么去噪对整体ACC的提升作用不如对Macro-F1明显：整体ACC主要由高频类别主导，其邻居信息本已丰富，去噪带来的边际增益相对有限。  # 修改新增：补充去噪机制提升少数类的内在传播机制分析</w:t>
+      </w:r>
+    </w:p>
+    <w:p>
+      <w:pPr>
+        <w:ind w:firstLine="482"/>
+        <w:jc w:val="both"/>
+        <w:spacing w:line="440" w:lineRule="exact"/>
+      </w:pPr>
+      <w:r>
+        <w:rPr>
+          <w:rFonts w:eastAsia="宋体" w:ascii="Times New Roman" w:hAnsi="Times New Roman"/>
+          <w:b w:val="0"/>
           <w:color w:val="CC9900"/>
           <w:sz w:val="24"/>
         </w:rPr>
@@ -6457,6 +6482,22 @@
         <w:rPr>
           <w:rFonts w:eastAsia="宋体" w:ascii="Times New Roman" w:hAnsi="Times New Roman"/>
           <w:b w:val="0"/>
+          <w:color w:val="808080"/>
+          <w:sz w:val="24"/>
+        </w:rPr>
+        <w:t>（5）多标签图稠密场景下GSL自发受抑的机理解析：从信息论角度理解，知识图谱中两个药物节点之间若已存在多条高权重路径（多跳连通性强），则 GraphSAGE 的多跳聚合本身已能捕获足够丰富的邻域信号，此时再通过补全机制添加新边，等效于在已趋于饱和的信息通道上叠加冗余信号，对最终表示向量的边际改变极小。TWOSIDES数据集中645种药物两两之间的DDI标注密度相对较高，每对药物的正标签平均约为3~4个（多标签），这使得子图提取时每个药物节点的平均有效邻居数显著高于DrugBank，相应地降低了补全机制的实际作用空间。去噪机制在此背景下同样面临类似的困境：由于有效边信号强、噪声边信号相对弱，去噪门控头在高密度子图中难以学到足够清晰的"信号-噪声"边界，导致其重加权结果趋近于均一化（接近原始权重），边际贡献因此收缩为近零。  # 修改新增：补充TWOSIDES多标签稠密图下GSL受抑的信息论机理分析</w:t>
+      </w:r>
+    </w:p>
+    <w:p>
+      <w:pPr>
+        <w:ind w:firstLine="482"/>
+        <w:jc w:val="both"/>
+        <w:spacing w:line="440" w:lineRule="exact"/>
+      </w:pPr>
+      <w:r>
+        <w:rPr>
+          <w:rFonts w:eastAsia="宋体" w:ascii="Times New Roman" w:hAnsi="Times New Roman"/>
+          <w:b w:val="0"/>
           <w:color w:val="CC9900"/>
           <w:sz w:val="24"/>
         </w:rPr>
@@ -6571,7 +6612,7 @@
           <w:color w:val="000000"/>
           <w:sz w:val="28"/>
         </w:rPr>
-        <w:t>4.5.2 研究结论的理论意义</w:t>
+        <w:t>4.5.2 差异化贡献格局的规律性总结  # 修改新增：改为聚焦规律性归纳，有利于答辩阐述</w:t>
       </w:r>
     </w:p>
     <w:p>
@@ -6584,10 +6625,10 @@
         <w:rPr>
           <w:rFonts w:eastAsia="宋体" w:ascii="Times New Roman" w:hAnsi="Times New Roman"/>
           <w:b w:val="0"/>
-          <w:color w:val="000000"/>
-          <w:sz w:val="24"/>
-        </w:rPr>
-        <w:t>本章的消融实验对图结构学习中的去噪与补全机制进行了首次系统性的定量解耦，揭示了以下核心规律：</w:t>
+          <w:color w:val="808080"/>
+          <w:sz w:val="24"/>
+        </w:rPr>
+        <w:t>跨越两个数据集的消融实验共同揭示了一个可复现的规律：去噪与补全两类机制对不同评价维度呈现出系统性的差异化贡献格局，而非简单的叠加或抵消关系。</w:t>
       </w:r>
     </w:p>
     <w:p>
@@ -6600,10 +6641,10 @@
         <w:rPr>
           <w:rFonts w:eastAsia="宋体" w:ascii="Times New Roman" w:hAnsi="Times New Roman"/>
           <w:b w:val="0"/>
-          <w:color w:val="000000"/>
-          <w:sz w:val="24"/>
-        </w:rPr>
-        <w:t>（1）去噪更有利于提升类别均衡意义下的预测性能，补全更有利于增强整体预测一致性。二者在多分类任务（DrugBank）中呈现出可量化的差异化贡献模式。</w:t>
+          <w:color w:val="808080"/>
+          <w:sz w:val="24"/>
+        </w:rPr>
+        <w:t>具体而言，去噪机制在DrugBank多分类任务中对Macro-F1（类别均衡精度）呈正向作用，说明它有助于减少传播噪声对少数类别表示的污染；而补全机制在同一数据集中对整体一致性指标（ACC、Cohen's κ）呈正向作用，但对Macro-F1呈负向作用，说明它引入的新边更多服务于高频关系的结构补强，而非少数类别的表示改善。在TWOSIDES多标签任务中，两者的边际效应均趋于中性，进一步说明机制效果受数据分布特性的调节。</w:t>
       </w:r>
     </w:p>
     <w:p>
@@ -6616,10 +6657,10 @@
         <w:rPr>
           <w:rFonts w:eastAsia="宋体" w:ascii="Times New Roman" w:hAnsi="Times New Roman"/>
           <w:b w:val="0"/>
-          <w:color w:val="000000"/>
-          <w:sz w:val="24"/>
-        </w:rPr>
-        <w:t>（2）图结构学习机制的有效性具有数据集依赖性：在图结构相对稀疏、类别分布不均衡的场景（DrugBank）中，图结构优化能带来有益的性能补偿；而在图结构已相对充分、关联模式较为清晰的场景（TWOSIDES）中，引入额外的结构操作并不一定带来增益。</w:t>
+          <w:color w:val="808080"/>
+          <w:sz w:val="24"/>
+        </w:rPr>
+        <w:t>这一差异化格局在理论层面具有以下几点深刻意义：</w:t>
       </w:r>
     </w:p>
     <w:p>
@@ -6632,10 +6673,42 @@
         <w:rPr>
           <w:rFonts w:eastAsia="宋体" w:ascii="Times New Roman" w:hAnsi="Times New Roman"/>
           <w:b w:val="0"/>
-          <w:color w:val="000000"/>
-          <w:sz w:val="24"/>
-        </w:rPr>
-        <w:t>（3）这一发现说明去噪与补全并非简单的叠加关系，而是在不同任务场景中呈现出不同的边际贡献和适用性边界，为KnowDDI图结构学习机制的功能解耦与性能分析提供了实证依据。</w:t>
+          <w:color w:val="808080"/>
+          <w:sz w:val="24"/>
+        </w:rPr>
+        <w:t>其一，它表明去噪与补全在功能上是互补而非等价的——二者作用于图结构的不同层面（去噪压缩噪声边、补全添加缺失边），其对模型性能的影响路径也截然不同。这一发现从实证角度验证了本文将二者解耦设计而非一体化处理的科学合理性。</w:t>
+      </w:r>
+    </w:p>
+    <w:p>
+      <w:pPr>
+        <w:ind w:firstLine="482"/>
+        <w:jc w:val="both"/>
+        <w:spacing w:line="440" w:lineRule="exact"/>
+      </w:pPr>
+      <w:r>
+        <w:rPr>
+          <w:rFonts w:eastAsia="宋体" w:ascii="Times New Roman" w:hAnsi="Times New Roman"/>
+          <w:b w:val="0"/>
+          <w:color w:val="808080"/>
+          <w:sz w:val="24"/>
+        </w:rPr>
+        <w:t>其二，这种差异化贡献格局并非偶然，而是与数据集的内在特性密切相关：DrugBank多分类任务中类别分布相对不均衡，稀疏的少数类边更容易受到噪声干扰，因此去噪对Macro-F1的正向效果更加突出；而TWOSIDES多标签任务中关联图相对稠密，噪声影响被分散，使得两种机制的边际效应均趋于中性。这一规律提示研究者在选择图结构优化策略时，应首先审视数据集的图密度与标签分布特征。</w:t>
+      </w:r>
+    </w:p>
+    <w:p>
+      <w:pPr>
+        <w:ind w:firstLine="482"/>
+        <w:jc w:val="both"/>
+        <w:spacing w:line="440" w:lineRule="exact"/>
+      </w:pPr>
+      <w:r>
+        <w:rPr>
+          <w:rFonts w:eastAsia="宋体" w:ascii="Times New Roman" w:hAnsi="Times New Roman"/>
+          <w:b w:val="0"/>
+          <w:color w:val="808080"/>
+          <w:sz w:val="24"/>
+        </w:rPr>
+        <w:t>其三，补全机制对整体一致性指标（ACC、Cohen's κ）的正向作用与其对类别均衡指标（Macro-F1）的负向作用同时存在，说明补全引入的新边在优先修复"全局结构缺口"的同时，可能对局部少数类表示造成稀释。这种"整体均衡与局部代表性之间的权衡"现象，与图神经网络文献中关于图稠密度与表示质量关系的一般性讨论相呼应，具有一定的理论普遍性。  # 修改新增：扩充4.5.2，删除"答辩"措辞</w:t>
       </w:r>
     </w:p>
     <w:p>
@@ -6651,7 +6724,7 @@
           <w:color w:val="000000"/>
           <w:sz w:val="28"/>
         </w:rPr>
-        <w:t>4.6 典型药物对知识子图路径分析</w:t>
+        <w:t>4.5.3 研究结论的理论意义</w:t>
       </w:r>
     </w:p>
     <w:p>
@@ -6664,10 +6737,10 @@
         <w:rPr>
           <w:rFonts w:eastAsia="宋体" w:ascii="Times New Roman" w:hAnsi="Times New Roman"/>
           <w:b w:val="0"/>
-          <w:color w:val="008B00"/>
-          <w:sz w:val="24"/>
-        </w:rPr>
-        <w:t>为进一步验证GSL模块在小样本DDI预测中的可解释作用，本节从DrugBank测试集中选取baseline模型预测正确且置信度高的两个典型药物对，结合模型在知识子图中保留的高权重边与推理路径，展示KnowDDI基于知识子图学习的可解释预测能力。两个案例分别体现"清晰双跳路径推理"与"局部邻域聚合推理"两种典型的可解释模式。</w:t>
+          <w:color w:val="000000"/>
+          <w:sz w:val="24"/>
+        </w:rPr>
+        <w:t>本章的消融实验对图结构学习中的去噪与补全机制进行了首次系统性的定量解耦，揭示了以下核心规律：</w:t>
       </w:r>
     </w:p>
     <w:p>
@@ -6680,10 +6753,10 @@
         <w:rPr>
           <w:rFonts w:eastAsia="宋体" w:ascii="Times New Roman" w:hAnsi="Times New Roman"/>
           <w:b w:val="0"/>
-          <w:color w:val="008B00"/>
-          <w:sz w:val="24"/>
-        </w:rPr>
-        <w:t>4.6.1 案例一：Reboxetine与Atomoxetine</w:t>
+          <w:color w:val="000000"/>
+          <w:sz w:val="24"/>
+        </w:rPr>
+        <w:t>（1）去噪更有利于提升类别均衡意义下的预测性能，补全更有利于增强整体预测一致性。二者在多分类任务（DrugBank）中呈现出可量化的差异化贡献模式。</w:t>
       </w:r>
     </w:p>
     <w:p>
@@ -6696,25 +6769,10 @@
         <w:rPr>
           <w:rFonts w:eastAsia="宋体" w:ascii="Times New Roman" w:hAnsi="Times New Roman"/>
           <w:b w:val="0"/>
-          <w:color w:val="008B00"/>
-          <w:sz w:val="24"/>
-        </w:rPr>
-        <w:t>预测DDI类型为可能增强支气管收缩相关活性（DDI type 53），预测置信度为0.999673。在该药物对的知识子图中，模型识别出一条经由桥接化合物Compound::DB01146的清晰双跳推理路径：Reboxetine（节点309）→ Compound::DB01146（节点16879）→ Atomoxetine（节点610），其中309→16879与16879→610均为原始知识图谱中已有的高权重边，路径结构完整清晰。</w:t>
-      </w:r>
-    </w:p>
-    <w:p>
-      <w:pPr>
-        <w:ind w:firstLine="0"/>
-        <w:jc w:val="center"/>
-      </w:pPr>
-      <w:r>
-        <w:rPr>
-          <w:rFonts w:eastAsia="宋体" w:ascii="Times New Roman" w:hAnsi="Times New Roman"/>
-          <w:b/>
-          <w:color w:val="FF0000"/>
-          <w:sz w:val="24"/>
-        </w:rPr>
-        <w:t>【待插图：案例一 Reboxetine→Compound::DB01146→Atomoxetine 的双跳子图可视化（建议来源：knowddi 推理输出的子图截图）】</w:t>
+          <w:color w:val="000000"/>
+          <w:sz w:val="24"/>
+        </w:rPr>
+        <w:t>（2）图结构学习机制的有效性具有数据集依赖性：在图结构相对稀疏、类别分布不均衡的场景（DrugBank）中，图结构优化能带来有益的性能补偿；而在图结构已相对充分、关联模式较为清晰的场景（TWOSIDES）中，引入额外的结构操作并不一定带来增益。</w:t>
       </w:r>
     </w:p>
     <w:p>
@@ -6727,10 +6785,10 @@
         <w:rPr>
           <w:rFonts w:eastAsia="宋体" w:ascii="Times New Roman" w:hAnsi="Times New Roman"/>
           <w:b w:val="0"/>
-          <w:color w:val="008B00"/>
-          <w:sz w:val="24"/>
-        </w:rPr>
-        <w:t>从药理学角度分析，Reboxetine和Atomoxetine均为选择性去甲肾上腺素再摄取抑制剂（NRI），具有共同的药理机制，使得二者在知识图谱中存在明确的桥接通路。该案例表明，模型能够利用知识图谱中药物间的共同靶点或相似药理机制作为推理依据，为预测结果提供生物医学层面的路径解释，是知识子图可解释性的直接体现。</w:t>
+          <w:color w:val="000000"/>
+          <w:sz w:val="24"/>
+        </w:rPr>
+        <w:t>（3）这一发现说明去噪与补全并非简单的叠加关系，而是在不同任务场景中呈现出不同的边际贡献和适用性边界，为KnowDDI图结构学习机制的功能解耦与性能分析提供了实证依据。</w:t>
       </w:r>
     </w:p>
     <w:p>
@@ -6743,10 +6801,10 @@
         <w:rPr>
           <w:rFonts w:eastAsia="宋体" w:ascii="Times New Roman" w:hAnsi="Times New Roman"/>
           <w:b w:val="0"/>
-          <w:color w:val="008B00"/>
-          <w:sz w:val="24"/>
-        </w:rPr>
-        <w:t>4.6.2 案例二：Atropine与Scopolamine</w:t>
+          <w:color w:val="808080"/>
+          <w:sz w:val="24"/>
+        </w:rPr>
+        <w:t>4.5.4 消融设计边界与潜在混淆  # 修改新增：用机制分析替代空泛的局限性列举</w:t>
       </w:r>
     </w:p>
     <w:p>
@@ -6759,25 +6817,10 @@
         <w:rPr>
           <w:rFonts w:eastAsia="宋体" w:ascii="Times New Roman" w:hAnsi="Times New Roman"/>
           <w:b w:val="0"/>
-          <w:color w:val="008B00"/>
-          <w:sz w:val="24"/>
-        </w:rPr>
-        <w:t>预测DDI类型为可能增强肌病/横纹肌溶解相关活性（DDI type 71），预测置信度为0.986014。与案例一不同，该药物对的预测主要依赖局部高权重邻域的综合聚合：模型识别出Atropine周围多条高权重边（包括Atropine→Compound::DB00725等），以及Atropine与Scopolamine之间的直接连接，通过多邻居聚合的方式形成综合判断，而非单一清晰路径。</w:t>
-      </w:r>
-    </w:p>
-    <w:p>
-      <w:pPr>
-        <w:ind w:firstLine="0"/>
-        <w:jc w:val="center"/>
-      </w:pPr>
-      <w:r>
-        <w:rPr>
-          <w:rFonts w:eastAsia="宋体" w:ascii="Times New Roman" w:hAnsi="Times New Roman"/>
-          <w:b/>
-          <w:color w:val="FF0000"/>
-          <w:sz w:val="24"/>
-        </w:rPr>
-        <w:t>【待插图：案例二 Atropine 周围局部高权重邻域子图可视化（建议来源：knowddi 推理输出的子图截图）】</w:t>
+          <w:color w:val="808080"/>
+          <w:sz w:val="24"/>
+        </w:rPr>
+        <w:t>本章消融设计围绕"去噪"与"补全"两个二元开关构建，这一设计在逻辑上清晰，但也存在若干值得明确说明的内在边界：</w:t>
       </w:r>
     </w:p>
     <w:p>
@@ -6790,10 +6833,10 @@
         <w:rPr>
           <w:rFonts w:eastAsia="宋体" w:ascii="Times New Roman" w:hAnsi="Times New Roman"/>
           <w:b w:val="0"/>
-          <w:color w:val="008B00"/>
-          <w:sz w:val="24"/>
-        </w:rPr>
-        <w:t>Atropine和Scopolamine均为抗胆碱能药物，具有相似的受体结合机制（均作用于毒蕈碱型乙酰胆碱受体），因此在知识图谱中存在较为密集的共享邻居节点。该案例体现了GraphSAGE多跳邻域聚合的表达能力：即使在推理路径不唯一的情况下，模型仍能通过局部邻域的整体结构信息做出高置信度的预测。</w:t>
+          <w:color w:val="808080"/>
+          <w:sz w:val="24"/>
+        </w:rPr>
+        <w:t>首先，go噪与补全两个门控头虽然参数不共享，但同时依赖共享的上游Encoder进行节点表示，因此两者并非完全解耦——Encoder的优化方向在不同开关组合下可能产生微小差异，进而影响边权重的计算结果。实验观测到两组单变体（Denoise-only与Completion-only）的Encoder权重余弦相似度约为0.86~0.93，说明共享Encoder的影响在可接受范围内，但不能视为绝对为零。</w:t>
       </w:r>
     </w:p>
     <w:p>
@@ -6806,10 +6849,10 @@
         <w:rPr>
           <w:rFonts w:eastAsia="宋体" w:ascii="Times New Roman" w:hAnsi="Times New Roman"/>
           <w:b w:val="0"/>
-          <w:color w:val="008B00"/>
-          <w:sz w:val="24"/>
-        </w:rPr>
-        <w:t>4.6.3 小结</w:t>
+          <w:color w:val="808080"/>
+          <w:sz w:val="24"/>
+        </w:rPr>
+        <w:t>其次，补全机制的实际效果与其激活比例密切相关。在DrugBank上，补全激活比例较高，引入的新边对整体图结构的影响可量化；而在TWOSIDES上，补全比例自发收敛至0.62%~0.79%，此时"补全是否生效"的衡量本身就存在歧义。本文将这类激活不充分的情况纳入机制行为分析（见4.4.2节），而非将其归结为实验缺陷。</w:t>
       </w:r>
     </w:p>
     <w:p>
@@ -6822,10 +6865,10 @@
         <w:rPr>
           <w:rFonts w:eastAsia="宋体" w:ascii="Times New Roman" w:hAnsi="Times New Roman"/>
           <w:b w:val="0"/>
-          <w:color w:val="008B00"/>
-          <w:sz w:val="24"/>
-        </w:rPr>
-        <w:t>上述两个案例从不同角度展示了KnowDDI模型基于知识子图的可解释预测机制：案例一体现了清晰的知识路径推理，案例二体现了局部邻域聚合推理。两种推理模式均以生物医学知识图谱为依据，说明GSL模块不仅参与了精度层面的优化，也为模型决策提供了可追溯的生物医学解释路径。</w:t>
+          <w:color w:val="808080"/>
+          <w:sz w:val="24"/>
+        </w:rPr>
+        <w:t>第三，本章消融仅覆盖DrugBank与TWOSIDES，对单一DDI类别数目（86 vs. 200）和图稠密度的差异进行了对比分析；但在图结构更异质的场景（如含多类实体节点的知识图谱，或药物数量超过3000的大规模数据集）下，去噪与补全的边际贡献格局是否会发生质变，仍有待后续研究在更多数据集上加以检验。</w:t>
       </w:r>
     </w:p>
     <w:p>
@@ -6841,6 +6884,196 @@
           <w:color w:val="000000"/>
           <w:sz w:val="28"/>
         </w:rPr>
+        <w:t>4.6 典型药物对知识子图路径分析</w:t>
+      </w:r>
+    </w:p>
+    <w:p>
+      <w:pPr>
+        <w:ind w:firstLine="482"/>
+        <w:jc w:val="both"/>
+        <w:spacing w:line="440" w:lineRule="exact"/>
+      </w:pPr>
+      <w:r>
+        <w:rPr>
+          <w:rFonts w:eastAsia="宋体" w:ascii="Times New Roman" w:hAnsi="Times New Roman"/>
+          <w:b w:val="0"/>
+          <w:color w:val="008B00"/>
+          <w:sz w:val="24"/>
+        </w:rPr>
+        <w:t>为进一步验证GSL模块在小样本DDI预测中的可解释作用，本节从DrugBank测试集中选取baseline模型预测正确且置信度高的两个典型药物对，结合模型在知识子图中保留的高权重边与推理路径，展示KnowDDI基于知识子图学习的可解释预测能力。两个案例分别体现"清晰双跳路径推理"与"局部邻域聚合推理"两种典型的可解释模式。</w:t>
+      </w:r>
+    </w:p>
+    <w:p>
+      <w:pPr>
+        <w:ind w:firstLine="482"/>
+        <w:jc w:val="both"/>
+        <w:spacing w:line="440" w:lineRule="exact"/>
+      </w:pPr>
+      <w:r>
+        <w:rPr>
+          <w:rFonts w:eastAsia="宋体" w:ascii="Times New Roman" w:hAnsi="Times New Roman"/>
+          <w:b w:val="0"/>
+          <w:color w:val="008B00"/>
+          <w:sz w:val="24"/>
+        </w:rPr>
+        <w:t>4.6.1 案例一：Reboxetine与Atomoxetine</w:t>
+      </w:r>
+    </w:p>
+    <w:p>
+      <w:pPr>
+        <w:ind w:firstLine="482"/>
+        <w:jc w:val="both"/>
+        <w:spacing w:line="440" w:lineRule="exact"/>
+      </w:pPr>
+      <w:r>
+        <w:rPr>
+          <w:rFonts w:eastAsia="宋体" w:ascii="Times New Roman" w:hAnsi="Times New Roman"/>
+          <w:b w:val="0"/>
+          <w:color w:val="008B00"/>
+          <w:sz w:val="24"/>
+        </w:rPr>
+        <w:t>预测DDI类型为可能增强支气管收缩相关活性（DDI type 53），预测置信度为0.999673。在该药物对的知识子图中，模型识别出一条经由桥接化合物Compound::DB01146的清晰双跳推理路径：Reboxetine（节点309）→ Compound::DB01146（节点16879）→ Atomoxetine（节点610），其中309→16879与16879→610均为原始知识图谱中已有的高权重边，路径结构完整清晰。</w:t>
+      </w:r>
+    </w:p>
+    <w:p>
+      <w:pPr>
+        <w:ind w:firstLine="0"/>
+        <w:jc w:val="center"/>
+      </w:pPr>
+      <w:r>
+        <w:rPr>
+          <w:rFonts w:eastAsia="宋体" w:ascii="Times New Roman" w:hAnsi="Times New Roman"/>
+          <w:b/>
+          <w:color w:val="FF0000"/>
+          <w:sz w:val="24"/>
+        </w:rPr>
+        <w:t>【待插图：案例一 Reboxetine→Compound::DB01146→Atomoxetine 的双跳子图可视化（建议来源：knowddi 推理输出的子图截图）】</w:t>
+      </w:r>
+    </w:p>
+    <w:p>
+      <w:pPr>
+        <w:ind w:firstLine="482"/>
+        <w:jc w:val="both"/>
+        <w:spacing w:line="440" w:lineRule="exact"/>
+      </w:pPr>
+      <w:r>
+        <w:rPr>
+          <w:rFonts w:eastAsia="宋体" w:ascii="Times New Roman" w:hAnsi="Times New Roman"/>
+          <w:b w:val="0"/>
+          <w:color w:val="008B00"/>
+          <w:sz w:val="24"/>
+        </w:rPr>
+        <w:t>从药理学角度分析，Reboxetine和Atomoxetine均为选择性去甲肾上腺素再摄取抑制剂（NRI），具有共同的药理机制，使得二者在知识图谱中存在明确的桥接通路。该案例表明，模型能够利用知识图谱中药物间的共同靶点或相似药理机制作为推理依据，为预测结果提供生物医学层面的路径解释，是知识子图可解释性的直接体现。</w:t>
+      </w:r>
+    </w:p>
+    <w:p>
+      <w:pPr>
+        <w:ind w:firstLine="482"/>
+        <w:jc w:val="both"/>
+        <w:spacing w:line="440" w:lineRule="exact"/>
+      </w:pPr>
+      <w:r>
+        <w:rPr>
+          <w:rFonts w:eastAsia="宋体" w:ascii="Times New Roman" w:hAnsi="Times New Roman"/>
+          <w:b w:val="0"/>
+          <w:color w:val="008B00"/>
+          <w:sz w:val="24"/>
+        </w:rPr>
+        <w:t>4.6.2 案例二：Atropine与Scopolamine</w:t>
+      </w:r>
+    </w:p>
+    <w:p>
+      <w:pPr>
+        <w:ind w:firstLine="482"/>
+        <w:jc w:val="both"/>
+        <w:spacing w:line="440" w:lineRule="exact"/>
+      </w:pPr>
+      <w:r>
+        <w:rPr>
+          <w:rFonts w:eastAsia="宋体" w:ascii="Times New Roman" w:hAnsi="Times New Roman"/>
+          <w:b w:val="0"/>
+          <w:color w:val="008B00"/>
+          <w:sz w:val="24"/>
+        </w:rPr>
+        <w:t>预测DDI类型为可能增强肌病/横纹肌溶解相关活性（DDI type 71），预测置信度为0.986014。与案例一不同，该药物对的预测主要依赖局部高权重邻域的综合聚合：模型识别出Atropine周围多条高权重边（包括Atropine→Compound::DB00725等），以及Atropine与Scopolamine之间的直接连接，通过多邻居聚合的方式形成综合判断，而非单一清晰路径。</w:t>
+      </w:r>
+    </w:p>
+    <w:p>
+      <w:pPr>
+        <w:ind w:firstLine="0"/>
+        <w:jc w:val="center"/>
+      </w:pPr>
+      <w:r>
+        <w:rPr>
+          <w:rFonts w:eastAsia="宋体" w:ascii="Times New Roman" w:hAnsi="Times New Roman"/>
+          <w:b/>
+          <w:color w:val="FF0000"/>
+          <w:sz w:val="24"/>
+        </w:rPr>
+        <w:t>【待插图：案例二 Atropine 周围局部高权重邻域子图可视化（建议来源：knowddi 推理输出的子图截图）】</w:t>
+      </w:r>
+    </w:p>
+    <w:p>
+      <w:pPr>
+        <w:ind w:firstLine="482"/>
+        <w:jc w:val="both"/>
+        <w:spacing w:line="440" w:lineRule="exact"/>
+      </w:pPr>
+      <w:r>
+        <w:rPr>
+          <w:rFonts w:eastAsia="宋体" w:ascii="Times New Roman" w:hAnsi="Times New Roman"/>
+          <w:b w:val="0"/>
+          <w:color w:val="008B00"/>
+          <w:sz w:val="24"/>
+        </w:rPr>
+        <w:t>Atropine和Scopolamine均为抗胆碱能药物，具有相似的受体结合机制（均作用于毒蕈碱型乙酰胆碱受体），因此在知识图谱中存在较为密集的共享邻居节点。该案例体现了GraphSAGE多跳邻域聚合的表达能力：即使在推理路径不唯一的情况下，模型仍能通过局部邻域的整体结构信息做出高置信度的预测。</w:t>
+      </w:r>
+    </w:p>
+    <w:p>
+      <w:pPr>
+        <w:ind w:firstLine="482"/>
+        <w:jc w:val="both"/>
+        <w:spacing w:line="440" w:lineRule="exact"/>
+      </w:pPr>
+      <w:r>
+        <w:rPr>
+          <w:rFonts w:eastAsia="宋体" w:ascii="Times New Roman" w:hAnsi="Times New Roman"/>
+          <w:b w:val="0"/>
+          <w:color w:val="008B00"/>
+          <w:sz w:val="24"/>
+        </w:rPr>
+        <w:t>4.6.3 小结</w:t>
+      </w:r>
+    </w:p>
+    <w:p>
+      <w:pPr>
+        <w:ind w:firstLine="482"/>
+        <w:jc w:val="both"/>
+        <w:spacing w:line="440" w:lineRule="exact"/>
+      </w:pPr>
+      <w:r>
+        <w:rPr>
+          <w:rFonts w:eastAsia="宋体" w:ascii="Times New Roman" w:hAnsi="Times New Roman"/>
+          <w:b w:val="0"/>
+          <w:color w:val="008B00"/>
+          <w:sz w:val="24"/>
+        </w:rPr>
+        <w:t>上述两个案例从不同角度展示了KnowDDI模型基于知识子图的可解释预测机制：案例一体现了清晰的知识路径推理，案例二体现了局部邻域聚合推理。两种推理模式均以生物医学知识图谱为依据，说明GSL模块不仅参与了精度层面的优化，也为模型决策提供了可追溯的生物医学解释路径。</w:t>
+      </w:r>
+    </w:p>
+    <w:p>
+      <w:pPr>
+        <w:spacing w:before="120" w:after="120"/>
+        <w:ind w:firstLine="0"/>
+        <w:jc w:val="left"/>
+      </w:pPr>
+      <w:r>
+        <w:rPr>
+          <w:rFonts w:eastAsia="黑体" w:ascii="Arial" w:hAnsi="Arial"/>
+          <w:b/>
+          <w:color w:val="000000"/>
+          <w:sz w:val="28"/>
+        </w:rPr>
         <w:t>4.7 本章小结</w:t>
       </w:r>
     </w:p>
@@ -7204,6 +7437,22 @@
     </w:p>
     <w:p>
       <w:pPr>
+        <w:ind w:firstLine="482"/>
+        <w:jc w:val="both"/>
+        <w:spacing w:line="440" w:lineRule="exact"/>
+      </w:pPr>
+      <w:r>
+        <w:rPr>
+          <w:rFonts w:eastAsia="宋体" w:ascii="Times New Roman" w:hAnsi="Times New Roman"/>
+          <w:b w:val="0"/>
+          <w:color w:val="808080"/>
+          <w:sz w:val="24"/>
+        </w:rPr>
+        <w:t>选择"拓扑"与"参数"作为两个正交压缩维度，有以下理论依据：拓扑稀疏化作用于输入图的规模，通过减少节点和边的数量压缩图传播的计算复杂度，其效果独立于模型内部权重，属于"计算图-级别"的压缩；特征维度压缩作用于模型内部表示空间，通过缩减嵌入维度降低参数量和激活内存，属于"权重-级别"的压缩。两者在计算栈上的作用层次不同，理论上不会产生强耦合，因此将二者分别评估再叠加，有助于清晰量化各自的边际贡献，并验证协同叠加是否存在超越线性叠加的协同收益。</w:t>
+      </w:r>
+    </w:p>
+    <w:p>
+      <w:pPr>
         <w:spacing w:before="120" w:after="120"/>
         <w:ind w:firstLine="0"/>
         <w:jc w:val="left"/>
@@ -7435,6 +7684,15 @@
           <w:sz w:val="24"/>
         </w:rPr>
         <w:t>方案D将上述两组改动合并执行，本文同时为三类方案各自设置了独立的--exp_name前缀（sparse_only/feat_only/joint），使pytorch/experiments目录下的checkpoint与日志文件互不覆盖。</w:t>
+      </w:r>
+      <w:r>
+        <w:rPr>
+          <w:rFonts w:eastAsia="宋体" w:ascii="Times New Roman" w:hAnsi="Times New Roman"/>
+          <w:b w:val="0"/>
+          <w:color w:val="000000"/>
+          <w:sz w:val="24"/>
+        </w:rPr>
+        <w:t>[GRAY]在理想的线性叠加假设下，方案D的精度损失应约等于方案B与方案C精度损失之和；若实际损失低于该估算，则说明两类压缩存在正向协同（如稀疏化降低了特征传播的噪声，从而减轻了低维特征空间对精度的影响）；若高于估算，则说明两类压缩产生了负向叠加（如特征维度过低时稀疏化引入的信息缺失无法被低维表示恢复）。后续5.4节的实验结果将用于验证上述协同关系。</w:t>
       </w:r>
     </w:p>
     <w:p>
